--- a/activities/week13/Client_Website_Review_Form.docx
+++ b/activities/week13/Client_Website_Review_Form.docx
@@ -41,23 +41,7 @@
       </w:r>
       <w:r>
         <w:br/>
-        <w:t xml:space="preserve">☐ </w:t>
-      </w:r>
-      <w:proofErr w:type="gramStart"/>
-      <w:r>
-        <w:t>Yes  ☐</w:t>
-      </w:r>
-      <w:proofErr w:type="gramEnd"/>
-      <w:r>
-        <w:t xml:space="preserve"> </w:t>
-      </w:r>
-      <w:proofErr w:type="gramStart"/>
-      <w:r>
-        <w:t>Somewhat  ☐</w:t>
-      </w:r>
-      <w:proofErr w:type="gramEnd"/>
-      <w:r>
-        <w:t xml:space="preserve"> No</w:t>
+        <w:t>☐ Yes  ☐ Somewhat  ☐ No</w:t>
       </w:r>
     </w:p>
     <w:p>
@@ -72,23 +56,7 @@
       </w:r>
       <w:r>
         <w:br/>
-        <w:t xml:space="preserve">☐ </w:t>
-      </w:r>
-      <w:proofErr w:type="gramStart"/>
-      <w:r>
-        <w:t>Yes  ☐</w:t>
-      </w:r>
-      <w:proofErr w:type="gramEnd"/>
-      <w:r>
-        <w:t xml:space="preserve"> </w:t>
-      </w:r>
-      <w:proofErr w:type="gramStart"/>
-      <w:r>
-        <w:t>Somewhat  ☐</w:t>
-      </w:r>
-      <w:proofErr w:type="gramEnd"/>
-      <w:r>
-        <w:t xml:space="preserve"> No</w:t>
+        <w:t>☐ Yes  ☐ Somewhat  ☐ No</w:t>
       </w:r>
     </w:p>
     <w:p>
@@ -165,23 +133,7 @@
       </w:r>
       <w:r>
         <w:br/>
-        <w:t xml:space="preserve">☐ </w:t>
-      </w:r>
-      <w:proofErr w:type="gramStart"/>
-      <w:r>
-        <w:t>Yes  ☐</w:t>
-      </w:r>
-      <w:proofErr w:type="gramEnd"/>
-      <w:r>
-        <w:t xml:space="preserve"> </w:t>
-      </w:r>
-      <w:proofErr w:type="gramStart"/>
-      <w:r>
-        <w:t>Somewhat  ☐</w:t>
-      </w:r>
-      <w:proofErr w:type="gramEnd"/>
-      <w:r>
-        <w:t xml:space="preserve"> No</w:t>
+        <w:t>☐ Yes  ☐ Somewhat  ☐ No</w:t>
       </w:r>
     </w:p>
     <w:p>
@@ -196,23 +148,7 @@
       </w:r>
       <w:r>
         <w:br/>
-        <w:t xml:space="preserve">☐ </w:t>
-      </w:r>
-      <w:proofErr w:type="gramStart"/>
-      <w:r>
-        <w:t>Yes  ☐</w:t>
-      </w:r>
-      <w:proofErr w:type="gramEnd"/>
-      <w:r>
-        <w:t xml:space="preserve"> </w:t>
-      </w:r>
-      <w:proofErr w:type="gramStart"/>
-      <w:r>
-        <w:t>Somewhat  ☐</w:t>
-      </w:r>
-      <w:proofErr w:type="gramEnd"/>
-      <w:r>
-        <w:t xml:space="preserve"> No</w:t>
+        <w:t>☐ Yes  ☐ Somewhat  ☐ No</w:t>
       </w:r>
     </w:p>
     <w:p>
@@ -226,11 +162,27 @@
       </w:r>
     </w:p>
     <w:p>
+      <w:pPr>
+        <w:rPr>
+          <w:b/>
+          <w:sz w:val="23"/>
+        </w:rPr>
+      </w:pPr>
       <w:r>
         <w:rPr>
           <w:b/>
           <w:sz w:val="23"/>
         </w:rPr>
+        <w:br w:type="page"/>
+      </w:r>
+    </w:p>
+    <w:p>
+      <w:r>
+        <w:rPr>
+          <w:b/>
+          <w:sz w:val="23"/>
+        </w:rPr>
+        <w:lastRenderedPageBreak/>
         <w:t>4. Content Accuracy</w:t>
       </w:r>
     </w:p>
@@ -246,28 +198,11 @@
       </w:r>
       <w:r>
         <w:br/>
-        <w:t xml:space="preserve">☐ </w:t>
-      </w:r>
-      <w:proofErr w:type="gramStart"/>
-      <w:r>
-        <w:t>Yes  ☐</w:t>
-      </w:r>
-      <w:proofErr w:type="gramEnd"/>
-      <w:r>
-        <w:t xml:space="preserve"> </w:t>
-      </w:r>
-      <w:proofErr w:type="gramStart"/>
-      <w:r>
-        <w:t>Somewhat  ☐</w:t>
-      </w:r>
-      <w:proofErr w:type="gramEnd"/>
-      <w:r>
-        <w:t xml:space="preserve"> No</w:t>
+        <w:t>☐ Yes  ☐ Somewhat  ☐ No</w:t>
       </w:r>
     </w:p>
     <w:p>
       <w:r>
-        <w:lastRenderedPageBreak/>
         <w:t>4.2 Are there any typos</w:t>
       </w:r>
       <w:r>
@@ -278,23 +213,7 @@
       </w:r>
       <w:r>
         <w:br/>
-        <w:t xml:space="preserve">☐ No </w:t>
-      </w:r>
-      <w:proofErr w:type="gramStart"/>
-      <w:r>
-        <w:t>Issues  ☐</w:t>
-      </w:r>
-      <w:proofErr w:type="gramEnd"/>
-      <w:r>
-        <w:t xml:space="preserve"> Minor Edits </w:t>
-      </w:r>
-      <w:proofErr w:type="gramStart"/>
-      <w:r>
-        <w:t>Needed  ☐</w:t>
-      </w:r>
-      <w:proofErr w:type="gramEnd"/>
-      <w:r>
-        <w:t xml:space="preserve"> Major Revisions Needed</w:t>
+        <w:t>☐ No Issues  ☐ Minor Edits Needed  ☐ Major Revisions Needed</w:t>
       </w:r>
     </w:p>
     <w:p>
